--- a/templates/contracts/supply_appendix_2.docx
+++ b/templates/contracts/supply_appendix_2.docx
@@ -1282,6 +1282,24 @@
         <w:tc>
           <w:tcPr>
             <w:tcW w:w="7626" w:type="dxa"/>
+          </w:tcPr>
+          <w:p>
+            <w:r>
+              <w:t>{%tr for item in kit_rows %}</w:t>
+            </w:r>
+          </w:p>
+        </w:tc>
+        <w:tc>
+          <w:tcPr>
+            <w:tcW w:w="2445" w:type="dxa"/>
+          </w:tcPr>
+          <w:p/>
+        </w:tc>
+      </w:tr>
+      <w:tr>
+        <w:tc>
+          <w:tcPr>
+            <w:tcW w:w="7626" w:type="dxa"/>
             <w:tcBorders>
               <w:left w:val="single" w:sz="2" w:space="0" w:color="000001"/>
               <w:bottom w:val="single" w:sz="2" w:space="0" w:color="000001"/>
@@ -1306,7 +1324,7 @@
                 <w:sz w:val="22"/>
                 <w:szCs w:val="22"/>
               </w:rPr>
-              <w:t>{%tr for item in kit_rows %}{{item.name}}</w:t>
+              <w:t>{{item.name}}</w:t>
             </w:r>
           </w:p>
         </w:tc>
@@ -1338,7 +1356,25 @@
                 <w:sz w:val="22"/>
                 <w:szCs w:val="22"/>
               </w:rPr>
-              <w:t>{{item.qty}}{%tr endfor %}</w:t>
+              <w:t>{{item.qty}}</w:t>
+            </w:r>
+          </w:p>
+        </w:tc>
+      </w:tr>
+      <w:tr>
+        <w:tc>
+          <w:tcPr>
+            <w:tcW w:w="7626" w:type="dxa"/>
+          </w:tcPr>
+          <w:p/>
+        </w:tc>
+        <w:tc>
+          <w:tcPr>
+            <w:tcW w:w="2445" w:type="dxa"/>
+          </w:tcPr>
+          <w:p>
+            <w:r>
+              <w:t>{%tr endfor %}</w:t>
             </w:r>
           </w:p>
         </w:tc>

--- a/templates/contracts/supply_appendix_2.docx
+++ b/templates/contracts/supply_appendix_2.docx
@@ -1938,118 +1938,7 @@
         <w:sz w:val="16"/>
         <w:szCs w:val="18"/>
       </w:rPr>
-      <w:t xml:space="preserve">Договор </w:t>
-    </w:r>
-    <w:r>
-      <w:rPr>
-        <w:rFonts w:ascii="Arial" w:hAnsi="Arial" w:cs="Arial"/>
-        <w:sz w:val="16"/>
-        <w:szCs w:val="18"/>
-      </w:rPr>
-      <w:t xml:space="preserve">поставки весового оборудования </w:t>
-    </w:r>
-    <w:r>
-      <w:rPr>
-        <w:rFonts w:ascii="Arial" w:hAnsi="Arial" w:cs="Arial"/>
-        <w:sz w:val="16"/>
-        <w:szCs w:val="18"/>
-      </w:rPr>
-      <w:t xml:space="preserve">№ </w:t>
-    </w:r>
-    <w:r>
-      <w:rPr>
-        <w:rFonts w:ascii="Arial" w:hAnsi="Arial" w:cs="Arial"/>
-        <w:sz w:val="16"/>
-        <w:szCs w:val="18"/>
-      </w:rPr>
-      <w:t>86</w:t>
-    </w:r>
-    <w:r>
-      <w:rPr>
-        <w:rFonts w:ascii="Arial" w:hAnsi="Arial" w:cs="Arial"/>
-        <w:sz w:val="16"/>
-        <w:szCs w:val="18"/>
-      </w:rPr>
-      <w:t>/202</w:t>
-    </w:r>
-    <w:r>
-      <w:rPr>
-        <w:rFonts w:ascii="Arial" w:hAnsi="Arial" w:cs="Arial"/>
-        <w:sz w:val="16"/>
-        <w:szCs w:val="18"/>
-      </w:rPr>
-      <w:t>6</w:t>
-    </w:r>
-    <w:r>
-      <w:rPr>
-        <w:rFonts w:ascii="Arial" w:hAnsi="Arial" w:cs="Arial"/>
-        <w:sz w:val="16"/>
-        <w:szCs w:val="18"/>
-      </w:rPr>
-      <w:t xml:space="preserve"> от </w:t>
-    </w:r>
-    <w:r>
-      <w:rPr>
-        <w:rFonts w:ascii="Arial" w:hAnsi="Arial" w:cs="Arial"/>
-        <w:sz w:val="16"/>
-        <w:szCs w:val="18"/>
-      </w:rPr>
-      <w:t>26</w:t>
-    </w:r>
-    <w:r>
-      <w:rPr>
-        <w:rFonts w:ascii="Arial" w:hAnsi="Arial" w:cs="Arial"/>
-        <w:sz w:val="16"/>
-        <w:szCs w:val="18"/>
-      </w:rPr>
-      <w:t>.</w:t>
-    </w:r>
-    <w:r>
-      <w:rPr>
-        <w:rFonts w:ascii="Arial" w:hAnsi="Arial" w:cs="Arial"/>
-        <w:sz w:val="16"/>
-        <w:szCs w:val="18"/>
-      </w:rPr>
-      <w:t>04</w:t>
-    </w:r>
-    <w:r>
-      <w:rPr>
-        <w:rFonts w:ascii="Arial" w:hAnsi="Arial" w:cs="Arial"/>
-        <w:sz w:val="16"/>
-        <w:szCs w:val="18"/>
-      </w:rPr>
-      <w:t>.202</w:t>
-    </w:r>
-    <w:r>
-      <w:rPr>
-        <w:rFonts w:ascii="Arial" w:hAnsi="Arial" w:cs="Arial"/>
-        <w:sz w:val="16"/>
-        <w:szCs w:val="18"/>
-      </w:rPr>
-      <w:t>6</w:t>
-    </w:r>
-    <w:r>
-      <w:rPr>
-        <w:rFonts w:ascii="Arial" w:hAnsi="Arial" w:cs="Arial"/>
-        <w:sz w:val="16"/>
-        <w:szCs w:val="18"/>
-      </w:rPr>
-      <w:t xml:space="preserve"> </w:t>
-    </w:r>
-    <w:r>
-      <w:rPr>
-        <w:rFonts w:ascii="Arial" w:hAnsi="Arial" w:cs="Arial"/>
-        <w:sz w:val="16"/>
-        <w:szCs w:val="18"/>
-      </w:rPr>
-      <w:t>г</w:t>
-    </w:r>
-    <w:r>
-      <w:rPr>
-        <w:rFonts w:ascii="Arial" w:hAnsi="Arial" w:cs="Arial"/>
-        <w:sz w:val="16"/>
-      </w:rPr>
-      <w:t>ода</w:t>
+      <w:t>Договор поставки весового оборудования № {{ДОГОВОР_НОМЕР}} от {{ДОГОВОР_ДАТА}}</w:t>
     </w:r>
   </w:p>
   <w:p>

--- a/templates/contracts/supply_appendix_2.docx
+++ b/templates/contracts/supply_appendix_2.docx
@@ -1689,24 +1689,9 @@
       </w:tr>
     </w:tbl>
     <w:p>
-      <w:pPr>
-        <w:spacing w:line="360" w:lineRule="auto"/>
-        <w:rPr>
-          <w:rFonts w:ascii="Arial" w:hAnsi="Arial" w:cs="Arial"/>
-          <w:sz w:val="22"/>
-          <w:szCs w:val="22"/>
-        </w:rPr>
-      </w:pPr>
-    </w:p>
-    <w:p>
-      <w:pPr>
-        <w:spacing w:line="360" w:lineRule="auto"/>
-        <w:rPr>
-          <w:rFonts w:ascii="Arial" w:hAnsi="Arial" w:cs="Arial"/>
-          <w:sz w:val="22"/>
-          <w:szCs w:val="22"/>
-        </w:rPr>
-      </w:pPr>
+      <w:r>
+        <w:br w:type="page"/>
+      </w:r>
     </w:p>
     <w:sectPr>
       <w:headerReference w:type="default" r:id="rId8"/>
